--- a/content/working/resume-working.docx
+++ b/content/working/resume-working.docx
@@ -228,7 +228,7 @@
               <w:szCs w:val="17"/>
               <w:spacing w:val="0"/>
             </w:rPr>
-            <w:t>Mechanical Engineering - Edmonton, AB</w:t>
+            <w:t>Faculty of Engineering, BSc in Mechanical Engineering - Edmonton, AB</w:t>
           </w:r>
         </w:sdtContent>
       </w:sdt>
@@ -283,7 +283,7 @@
               <w:szCs w:val="17"/>
               <w:spacing w:val="0"/>
             </w:rPr>
-            <w:t>Mechanical Engineering student; Formula EV Low Voltage Electronics Lead and Engineering Student Engagement Leader.</w:t>
+            <w:t/>
           </w:r>
         </w:sdtContent>
       </w:sdt>
@@ -391,7 +391,165 @@
               <w:szCs w:val="17"/>
               <w:spacing w:val="0"/>
             </w:rPr>
-            <w:t>Played on the Basketball, Track, and Rugby teams along side Club Basketball and volunteer coaching. Also an active member in the Diversity Equity and Inclusion Club at school supporting a multicultural community.</w:t>
+            <w:t>Played varsity Basketball &amp; Rugby; concurrent with Club Basketball and volunteer coaching Youth Basketball.</w:t>
+          </w:r>
+        </w:sdtContent>
+      </w:sdt>
+    </w:p>
+    <w:p>
+      <w:pPr>
+        <w:pStyle w:val="ListBullet"/>
+        <w:spacing w:before="0" w:after="20" w:line="240" w:lineRule="auto"/>
+        <w:ind w:left="245" w:hanging="144"/>
+      </w:pPr>
+      <w:sdt>
+        <w:sdtPr>
+          <w:tag w:val="EDU2_BULLET2"/>
+          <w:alias w:val="EDU2_BULLET2"/>
+        </w:sdtPr>
+        <w:sdtContent>
+          <w:r>
+            <w:rPr>
+              <w:rFonts w:ascii="Arial" w:hAnsi="Arial" w:eastAsia="Arial" w:cs="Arial"/>
+              <w:color w:val="1D1D21"/>
+              <w:sz w:val="17"/>
+              <w:szCs w:val="17"/>
+              <w:spacing w:val="0"/>
+            </w:rPr>
+            <w:t>Active Leader in the Young Men &amp; Diversity Equity and Inclusion Clubs supporting an inclusive and multicultural community.</w:t>
+          </w:r>
+        </w:sdtContent>
+      </w:sdt>
+    </w:p>
+    <w:p>
+      <w:pPr>
+        <w:pStyle w:val="ListBullet"/>
+        <w:spacing w:before="0" w:after="20" w:line="240" w:lineRule="auto"/>
+        <w:ind w:left="245" w:hanging="144"/>
+      </w:pPr>
+      <w:sdt>
+        <w:sdtPr>
+          <w:tag w:val="EDU2_BULLET3"/>
+          <w:alias w:val="EDU2_BULLET3"/>
+        </w:sdtPr>
+        <w:sdtContent>
+          <w:r>
+            <w:rPr>
+              <w:rFonts w:ascii="Arial" w:hAnsi="Arial" w:eastAsia="Arial" w:cs="Arial"/>
+              <w:color w:val="1D1D21"/>
+              <w:sz w:val="17"/>
+              <w:szCs w:val="17"/>
+              <w:spacing w:val="0"/>
+            </w:rPr>
+            <w:t/>
+          </w:r>
+        </w:sdtContent>
+      </w:sdt>
+    </w:p>
+    <w:p>
+      <w:pPr>
+        <w:spacing w:before="0" w:after="0" w:line="240" w:lineRule="auto"/>
+      </w:pPr>
+      <w:sdt>
+        <w:sdtPr>
+          <w:tag w:val="EDU3_INSTITUTION"/>
+          <w:alias w:val="EDU3_INSTITUTION"/>
+        </w:sdtPr>
+        <w:sdtContent>
+          <w:r>
+            <w:rPr>
+              <w:rFonts w:ascii="Arial" w:hAnsi="Arial" w:eastAsia="Arial" w:cs="Arial"/>
+              <w:b/>
+              <w:color w:val="1D1D21"/>
+              <w:sz w:val="18"/>
+              <w:szCs w:val="18"/>
+              <w:bCs/>
+              <w:spacing w:val="0"/>
+            </w:rPr>
+            <w:t/>
+          </w:r>
+        </w:sdtContent>
+      </w:sdt>
+      <w:r>
+        <w:rPr>
+          <w:rFonts w:ascii="Arial" w:hAnsi="Arial"/>
+          <w:b w:val="0"/>
+          <w:i w:val="0"/>
+          <w:color w:val="1D1D21"/>
+          <w:sz w:val="17"/>
+        </w:rPr>
+        <w:t xml:space="preserve">  |  </w:t>
+      </w:r>
+      <w:sdt>
+        <w:sdtPr>
+          <w:tag w:val="EDU3_DEGREE"/>
+          <w:alias w:val="EDU3_DEGREE"/>
+        </w:sdtPr>
+        <w:sdtContent>
+          <w:r>
+            <w:rPr>
+              <w:rFonts w:ascii="Arial" w:hAnsi="Arial" w:eastAsia="Arial" w:cs="Arial"/>
+              <w:color w:val="1D1D21"/>
+              <w:sz w:val="17"/>
+              <w:szCs w:val="17"/>
+              <w:spacing w:val="0"/>
+            </w:rPr>
+            <w:t/>
+          </w:r>
+        </w:sdtContent>
+      </w:sdt>
+      <w:r>
+        <w:rPr>
+          <w:rFonts w:ascii="Arial" w:hAnsi="Arial"/>
+          <w:b w:val="0"/>
+          <w:i w:val="0"/>
+          <w:color w:val="1D1D21"/>
+          <w:sz w:val="17"/>
+        </w:rPr>
+        <w:t xml:space="preserve">  |  </w:t>
+      </w:r>
+      <w:sdt>
+        <w:sdtPr>
+          <w:tag w:val="EDU3_DATES"/>
+          <w:alias w:val="EDU3_DATES"/>
+        </w:sdtPr>
+        <w:sdtContent>
+          <w:r>
+            <w:rPr>
+              <w:rFonts w:ascii="Arial" w:hAnsi="Arial" w:eastAsia="Arial" w:cs="Arial"/>
+              <w:b/>
+              <w:color w:val="606266"/>
+              <w:sz w:val="18"/>
+              <w:szCs w:val="18"/>
+              <w:bCs/>
+              <w:spacing w:val="0"/>
+            </w:rPr>
+            <w:t/>
+          </w:r>
+        </w:sdtContent>
+      </w:sdt>
+    </w:p>
+    <w:p>
+      <w:pPr>
+        <w:pStyle w:val="ListBullet"/>
+        <w:spacing w:before="0" w:after="20" w:line="240" w:lineRule="auto"/>
+        <w:ind w:left="245" w:hanging="144"/>
+      </w:pPr>
+      <w:sdt>
+        <w:sdtPr>
+          <w:tag w:val="EDU3_BULLET1"/>
+          <w:alias w:val="EDU3_BULLET1"/>
+        </w:sdtPr>
+        <w:sdtContent>
+          <w:r>
+            <w:rPr>
+              <w:rFonts w:ascii="Arial" w:hAnsi="Arial" w:eastAsia="Arial" w:cs="Arial"/>
+              <w:color w:val="1D1D21"/>
+              <w:sz w:val="17"/>
+              <w:szCs w:val="17"/>
+              <w:spacing w:val="0"/>
+            </w:rPr>
+            <w:t/>
           </w:r>
         </w:sdtContent>
       </w:sdt>
@@ -434,7 +592,6 @@
           <w:tcPr>
             <w:tcW w:type="dxa" w:w="3600"/>
             <w:vAlign w:val="center"/>
-            <w:shd w:val="clear" w:color="auto" w:fill="D1D5DB"/>
           </w:tcPr>
           <w:p>
             <w:pPr>
@@ -467,7 +624,6 @@
           <w:tcPr>
             <w:tcW w:type="dxa" w:w="3600"/>
             <w:vAlign w:val="center"/>
-            <w:shd w:val="clear" w:color="auto" w:fill="D1D5DB"/>
           </w:tcPr>
           <w:p>
             <w:pPr>
@@ -500,7 +656,6 @@
           <w:tcPr>
             <w:tcW w:type="dxa" w:w="3600"/>
             <w:vAlign w:val="center"/>
-            <w:shd w:val="clear" w:color="auto" w:fill="D1D5DB"/>
           </w:tcPr>
           <w:p>
             <w:pPr>
@@ -535,7 +690,6 @@
           <w:tcPr>
             <w:tcW w:type="dxa" w:w="3600"/>
             <w:vAlign w:val="center"/>
-            <w:shd w:val="clear" w:color="auto" w:fill="D1D5DB"/>
           </w:tcPr>
           <w:p>
             <w:pPr>
@@ -568,7 +722,6 @@
           <w:tcPr>
             <w:tcW w:type="dxa" w:w="3600"/>
             <w:vAlign w:val="center"/>
-            <w:shd w:val="clear" w:color="auto" w:fill="D1D5DB"/>
           </w:tcPr>
           <w:p>
             <w:pPr>
@@ -601,7 +754,6 @@
           <w:tcPr>
             <w:tcW w:type="dxa" w:w="3600"/>
             <w:vAlign w:val="center"/>
-            <w:shd w:val="clear" w:color="auto" w:fill="D1D5DB"/>
           </w:tcPr>
           <w:p>
             <w:pPr>
@@ -833,6 +985,31 @@
     </w:p>
     <w:p>
       <w:pPr>
+        <w:pStyle w:val="ListBullet"/>
+        <w:spacing w:before="0" w:after="0" w:line="240" w:lineRule="auto"/>
+        <w:ind w:left="245" w:hanging="144"/>
+      </w:pPr>
+      <w:sdt>
+        <w:sdtPr>
+          <w:tag w:val="EXP1_BULLET5"/>
+          <w:alias w:val="EXP1_BULLET5"/>
+        </w:sdtPr>
+        <w:sdtContent>
+          <w:r>
+            <w:rPr>
+              <w:rFonts w:ascii="Arial" w:hAnsi="Arial" w:eastAsia="Arial" w:cs="Arial"/>
+              <w:color w:val="1D1D21"/>
+              <w:sz w:val="17"/>
+              <w:szCs w:val="17"/>
+              <w:spacing w:val="0"/>
+            </w:rPr>
+            <w:t/>
+          </w:r>
+        </w:sdtContent>
+      </w:sdt>
+    </w:p>
+    <w:p>
+      <w:pPr>
         <w:spacing w:before="80" w:after="0" w:line="240" w:lineRule="auto"/>
       </w:pPr>
       <w:sdt>
@@ -1011,6 +1188,209 @@
     </w:p>
     <w:p>
       <w:pPr>
+        <w:pStyle w:val="ListBullet"/>
+        <w:spacing w:before="0" w:after="0" w:line="240" w:lineRule="auto"/>
+        <w:ind w:left="245" w:hanging="144"/>
+      </w:pPr>
+      <w:sdt>
+        <w:sdtPr>
+          <w:tag w:val="EXP2_BULLET5"/>
+          <w:alias w:val="EXP2_BULLET5"/>
+        </w:sdtPr>
+        <w:sdtContent>
+          <w:r>
+            <w:rPr>
+              <w:rFonts w:ascii="Arial" w:hAnsi="Arial" w:eastAsia="Arial" w:cs="Arial"/>
+              <w:color w:val="1D1D21"/>
+              <w:sz w:val="17"/>
+              <w:szCs w:val="17"/>
+              <w:spacing w:val="0"/>
+            </w:rPr>
+            <w:t/>
+          </w:r>
+        </w:sdtContent>
+      </w:sdt>
+    </w:p>
+    <w:p>
+      <w:pPr>
+        <w:spacing w:before="80" w:after="0" w:line="240" w:lineRule="auto"/>
+      </w:pPr>
+      <w:sdt>
+        <w:sdtPr>
+          <w:tag w:val="EXP3_TITLE"/>
+          <w:alias w:val="EXP3_TITLE"/>
+        </w:sdtPr>
+        <w:sdtContent>
+          <w:r>
+            <w:rPr>
+              <w:rFonts w:ascii="Arial" w:hAnsi="Arial" w:eastAsia="Arial" w:cs="Arial"/>
+              <w:b/>
+              <w:color w:val="9E1B22"/>
+              <w:sz w:val="18"/>
+              <w:szCs w:val="18"/>
+              <w:bCs/>
+              <w:spacing w:val="0"/>
+            </w:rPr>
+            <w:t/>
+          </w:r>
+        </w:sdtContent>
+      </w:sdt>
+      <w:r>
+        <w:rPr>
+          <w:rFonts w:ascii="Arial" w:hAnsi="Arial"/>
+          <w:b w:val="0"/>
+          <w:i w:val="0"/>
+          <w:color w:val="606266"/>
+          <w:sz w:val="18"/>
+        </w:rPr>
+        <w:t xml:space="preserve">    </w:t>
+      </w:r>
+      <w:sdt>
+        <w:sdtPr>
+          <w:tag w:val="EXP3_DATES"/>
+          <w:alias w:val="EXP3_DATES"/>
+        </w:sdtPr>
+        <w:sdtContent>
+          <w:r>
+            <w:rPr>
+              <w:rFonts w:ascii="Arial" w:hAnsi="Arial" w:eastAsia="Arial" w:cs="Arial"/>
+              <w:b/>
+              <w:color w:val="606266"/>
+              <w:sz w:val="18"/>
+              <w:szCs w:val="18"/>
+              <w:bCs/>
+              <w:spacing w:val="0"/>
+            </w:rPr>
+            <w:t/>
+          </w:r>
+        </w:sdtContent>
+      </w:sdt>
+    </w:p>
+    <w:p>
+      <w:pPr>
+        <w:spacing w:before="0" w:after="0" w:line="240" w:lineRule="auto"/>
+      </w:pPr>
+      <w:sdt>
+        <w:sdtPr>
+          <w:tag w:val="EXP3_META"/>
+          <w:alias w:val="EXP3_META"/>
+        </w:sdtPr>
+        <w:sdtContent>
+          <w:r>
+            <w:rPr>
+              <w:rFonts w:ascii="Arial" w:hAnsi="Arial" w:eastAsia="Arial" w:cs="Arial"/>
+              <w:color w:val="606266"/>
+              <w:sz w:val="17"/>
+              <w:szCs w:val="17"/>
+              <w:spacing w:val="0"/>
+            </w:rPr>
+            <w:t/>
+          </w:r>
+        </w:sdtContent>
+      </w:sdt>
+    </w:p>
+    <w:p>
+      <w:pPr>
+        <w:pStyle w:val="ListBullet"/>
+        <w:spacing w:before="0" w:after="0" w:line="240" w:lineRule="auto"/>
+        <w:ind w:left="245" w:hanging="144"/>
+      </w:pPr>
+      <w:sdt>
+        <w:sdtPr>
+          <w:tag w:val="EXP3_BULLET1"/>
+          <w:alias w:val="EXP3_BULLET1"/>
+        </w:sdtPr>
+        <w:sdtContent>
+          <w:r>
+            <w:rPr>
+              <w:rFonts w:ascii="Arial" w:hAnsi="Arial" w:eastAsia="Arial" w:cs="Arial"/>
+              <w:color w:val="1D1D21"/>
+              <w:sz w:val="17"/>
+              <w:szCs w:val="17"/>
+              <w:spacing w:val="0"/>
+            </w:rPr>
+            <w:t/>
+          </w:r>
+        </w:sdtContent>
+      </w:sdt>
+    </w:p>
+    <w:p>
+      <w:pPr>
+        <w:pStyle w:val="ListBullet"/>
+        <w:spacing w:before="0" w:after="0" w:line="240" w:lineRule="auto"/>
+        <w:ind w:left="245" w:hanging="144"/>
+      </w:pPr>
+      <w:sdt>
+        <w:sdtPr>
+          <w:tag w:val="EXP3_BULLET2"/>
+          <w:alias w:val="EXP3_BULLET2"/>
+        </w:sdtPr>
+        <w:sdtContent>
+          <w:r>
+            <w:rPr>
+              <w:rFonts w:ascii="Arial" w:hAnsi="Arial" w:eastAsia="Arial" w:cs="Arial"/>
+              <w:color w:val="1D1D21"/>
+              <w:sz w:val="17"/>
+              <w:szCs w:val="17"/>
+              <w:spacing w:val="0"/>
+            </w:rPr>
+            <w:t/>
+          </w:r>
+        </w:sdtContent>
+      </w:sdt>
+    </w:p>
+    <w:p>
+      <w:pPr>
+        <w:pStyle w:val="ListBullet"/>
+        <w:spacing w:before="0" w:after="0" w:line="240" w:lineRule="auto"/>
+        <w:ind w:left="245" w:hanging="144"/>
+      </w:pPr>
+      <w:sdt>
+        <w:sdtPr>
+          <w:tag w:val="EXP3_BULLET3"/>
+          <w:alias w:val="EXP3_BULLET3"/>
+        </w:sdtPr>
+        <w:sdtContent>
+          <w:r>
+            <w:rPr>
+              <w:rFonts w:ascii="Arial" w:hAnsi="Arial" w:eastAsia="Arial" w:cs="Arial"/>
+              <w:color w:val="1D1D21"/>
+              <w:sz w:val="17"/>
+              <w:szCs w:val="17"/>
+              <w:spacing w:val="0"/>
+            </w:rPr>
+            <w:t/>
+          </w:r>
+        </w:sdtContent>
+      </w:sdt>
+    </w:p>
+    <w:p>
+      <w:pPr>
+        <w:pStyle w:val="ListBullet"/>
+        <w:spacing w:before="0" w:after="0" w:line="240" w:lineRule="auto"/>
+        <w:ind w:left="245" w:hanging="144"/>
+      </w:pPr>
+      <w:sdt>
+        <w:sdtPr>
+          <w:tag w:val="EXP3_BULLET4"/>
+          <w:alias w:val="EXP3_BULLET4"/>
+        </w:sdtPr>
+        <w:sdtContent>
+          <w:r>
+            <w:rPr>
+              <w:rFonts w:ascii="Arial" w:hAnsi="Arial" w:eastAsia="Arial" w:cs="Arial"/>
+              <w:color w:val="1D1D21"/>
+              <w:sz w:val="17"/>
+              <w:szCs w:val="17"/>
+              <w:spacing w:val="0"/>
+            </w:rPr>
+            <w:t/>
+          </w:r>
+        </w:sdtContent>
+      </w:sdt>
+    </w:p>
+    <w:p>
+      <w:pPr>
         <w:spacing w:before="160" w:after="40" w:line="240" w:lineRule="auto"/>
         <w:shd w:val="clear" w:color="auto" w:fill="9E1B22"/>
         <w:pBdr>
@@ -1103,7 +1483,7 @@
               <w:szCs w:val="17"/>
               <w:spacing w:val="0"/>
             </w:rPr>
-            <w:t>Formula EV Racing - University of Alberta</w:t>
+            <w:t>Formula SAE EV - University of Alberta</w:t>
           </w:r>
         </w:sdtContent>
       </w:sdt>
@@ -1128,7 +1508,57 @@
               <w:szCs w:val="17"/>
               <w:spacing w:val="0"/>
             </w:rPr>
-            <w:t>Lead Formula UA27 low-voltage planning and integration across hardware, safety interfaces, sensors, power distribution, and vehicle packaging.</w:t>
+            <w:t>Lead the UA-26 Low-Voltage subsystem remotely by focusing on new-member onboarding and transparent documentation.</w:t>
+          </w:r>
+        </w:sdtContent>
+      </w:sdt>
+    </w:p>
+    <w:p>
+      <w:pPr>
+        <w:pStyle w:val="ListBullet"/>
+        <w:spacing w:before="0" w:after="0" w:line="240" w:lineRule="auto"/>
+        <w:ind w:left="245" w:hanging="144"/>
+      </w:pPr>
+      <w:sdt>
+        <w:sdtPr>
+          <w:tag w:val="LEAD1_BULLET2"/>
+          <w:alias w:val="LEAD1_BULLET2"/>
+        </w:sdtPr>
+        <w:sdtContent>
+          <w:r>
+            <w:rPr>
+              <w:rFonts w:ascii="Arial" w:hAnsi="Arial" w:eastAsia="Arial" w:cs="Arial"/>
+              <w:color w:val="1D1D21"/>
+              <w:sz w:val="17"/>
+              <w:szCs w:val="17"/>
+              <w:spacing w:val="0"/>
+            </w:rPr>
+            <w:t>Coordinated design goals, integration, and manufacturing with other subsystems to ensure a shared knowledge base.</w:t>
+          </w:r>
+        </w:sdtContent>
+      </w:sdt>
+    </w:p>
+    <w:p>
+      <w:pPr>
+        <w:pStyle w:val="ListBullet"/>
+        <w:spacing w:before="0" w:after="0" w:line="240" w:lineRule="auto"/>
+        <w:ind w:left="245" w:hanging="144"/>
+      </w:pPr>
+      <w:sdt>
+        <w:sdtPr>
+          <w:tag w:val="LEAD1_BULLET3"/>
+          <w:alias w:val="LEAD1_BULLET3"/>
+        </w:sdtPr>
+        <w:sdtContent>
+          <w:r>
+            <w:rPr>
+              <w:rFonts w:ascii="Arial" w:hAnsi="Arial" w:eastAsia="Arial" w:cs="Arial"/>
+              <w:color w:val="1D1D21"/>
+              <w:sz w:val="17"/>
+              <w:szCs w:val="17"/>
+              <w:spacing w:val="0"/>
+            </w:rPr>
+            <w:t/>
           </w:r>
         </w:sdtContent>
       </w:sdt>
@@ -1231,7 +1661,135 @@
               <w:szCs w:val="17"/>
               <w:spacing w:val="0"/>
             </w:rPr>
-            <w:t>Served as an Engineering Student Engagement Leader and received the Undergraduate Student Leadership Award in 2024-2025.</w:t>
+            <w:t>As an Engineering Student Engagement Leader, I supported the faculty in hosting open houses, first year events, and community events.</w:t>
+          </w:r>
+        </w:sdtContent>
+      </w:sdt>
+    </w:p>
+    <w:p>
+      <w:pPr>
+        <w:pStyle w:val="ListBullet"/>
+        <w:spacing w:before="0" w:after="0" w:line="240" w:lineRule="auto"/>
+        <w:ind w:left="245" w:hanging="144"/>
+      </w:pPr>
+      <w:sdt>
+        <w:sdtPr>
+          <w:tag w:val="LEAD2_BULLET2"/>
+          <w:alias w:val="LEAD2_BULLET2"/>
+        </w:sdtPr>
+        <w:sdtContent>
+          <w:r>
+            <w:rPr>
+              <w:rFonts w:ascii="Arial" w:hAnsi="Arial" w:eastAsia="Arial" w:cs="Arial"/>
+              <w:color w:val="1D1D21"/>
+              <w:sz w:val="17"/>
+              <w:szCs w:val="17"/>
+              <w:spacing w:val="0"/>
+            </w:rPr>
+            <w:t/>
+          </w:r>
+        </w:sdtContent>
+      </w:sdt>
+    </w:p>
+    <w:p>
+      <w:pPr>
+        <w:spacing w:before="80" w:after="0" w:line="240" w:lineRule="auto"/>
+      </w:pPr>
+      <w:sdt>
+        <w:sdtPr>
+          <w:tag w:val="LEAD3_TITLE"/>
+          <w:alias w:val="LEAD3_TITLE"/>
+        </w:sdtPr>
+        <w:sdtContent>
+          <w:r>
+            <w:rPr>
+              <w:rFonts w:ascii="Arial" w:hAnsi="Arial" w:eastAsia="Arial" w:cs="Arial"/>
+              <w:b/>
+              <w:color w:val="9E1B22"/>
+              <w:sz w:val="18"/>
+              <w:szCs w:val="18"/>
+              <w:bCs/>
+              <w:spacing w:val="0"/>
+            </w:rPr>
+            <w:t/>
+          </w:r>
+        </w:sdtContent>
+      </w:sdt>
+      <w:r>
+        <w:rPr>
+          <w:rFonts w:ascii="Arial" w:hAnsi="Arial"/>
+          <w:b w:val="0"/>
+          <w:i w:val="0"/>
+          <w:color w:val="606266"/>
+          <w:sz w:val="18"/>
+        </w:rPr>
+        <w:t xml:space="preserve">    </w:t>
+      </w:r>
+      <w:sdt>
+        <w:sdtPr>
+          <w:tag w:val="LEAD3_DATES"/>
+          <w:alias w:val="LEAD3_DATES"/>
+        </w:sdtPr>
+        <w:sdtContent>
+          <w:r>
+            <w:rPr>
+              <w:rFonts w:ascii="Arial" w:hAnsi="Arial" w:eastAsia="Arial" w:cs="Arial"/>
+              <w:b/>
+              <w:color w:val="606266"/>
+              <w:sz w:val="18"/>
+              <w:szCs w:val="18"/>
+              <w:bCs/>
+              <w:spacing w:val="0"/>
+            </w:rPr>
+            <w:t/>
+          </w:r>
+        </w:sdtContent>
+      </w:sdt>
+    </w:p>
+    <w:p>
+      <w:pPr>
+        <w:spacing w:before="0" w:after="0" w:line="240" w:lineRule="auto"/>
+      </w:pPr>
+      <w:sdt>
+        <w:sdtPr>
+          <w:tag w:val="LEAD3_META"/>
+          <w:alias w:val="LEAD3_META"/>
+        </w:sdtPr>
+        <w:sdtContent>
+          <w:r>
+            <w:rPr>
+              <w:rFonts w:ascii="Arial" w:hAnsi="Arial" w:eastAsia="Arial" w:cs="Arial"/>
+              <w:color w:val="606266"/>
+              <w:sz w:val="17"/>
+              <w:szCs w:val="17"/>
+              <w:spacing w:val="0"/>
+            </w:rPr>
+            <w:t/>
+          </w:r>
+        </w:sdtContent>
+      </w:sdt>
+    </w:p>
+    <w:p>
+      <w:pPr>
+        <w:pStyle w:val="ListBullet"/>
+        <w:spacing w:before="0" w:after="0" w:line="240" w:lineRule="auto"/>
+        <w:ind w:left="245" w:hanging="144"/>
+      </w:pPr>
+      <w:sdt>
+        <w:sdtPr>
+          <w:tag w:val="LEAD3_BULLET1"/>
+          <w:alias w:val="LEAD3_BULLET1"/>
+        </w:sdtPr>
+        <w:sdtContent>
+          <w:r>
+            <w:rPr>
+              <w:rFonts w:ascii="Arial" w:hAnsi="Arial" w:eastAsia="Arial" w:cs="Arial"/>
+              <w:color w:val="1D1D21"/>
+              <w:sz w:val="17"/>
+              <w:szCs w:val="17"/>
+              <w:spacing w:val="0"/>
+            </w:rPr>
+            <w:t/>
           </w:r>
         </w:sdtContent>
       </w:sdt>
@@ -1277,7 +1835,7 @@
               <w:bCs/>
               <w:spacing w:val="0"/>
             </w:rPr>
-            <w:t>Basketball Coach</w:t>
+            <w:t>Youth Basketball Coach</w:t>
           </w:r>
         </w:sdtContent>
       </w:sdt>
@@ -1307,7 +1865,7 @@
               <w:bCs/>
               <w:spacing w:val="0"/>
             </w:rPr>
-            <w:t/>
+            <w:t>2023-2026</w:t>
           </w:r>
         </w:sdtContent>
       </w:sdt>
@@ -1330,7 +1888,7 @@
               <w:szCs w:val="17"/>
               <w:spacing w:val="0"/>
             </w:rPr>
-            <w:t>CYDC</w:t>
+            <w:t>CYDC - Calgary, AB</w:t>
           </w:r>
         </w:sdtContent>
       </w:sdt>
@@ -1355,7 +1913,160 @@
               <w:szCs w:val="17"/>
               <w:spacing w:val="0"/>
             </w:rPr>
-            <w:t>Youth coaching and team development.</w:t>
+            <w:t>Working with groups of 20-40 kids, ranging in age from 8-17 years old,  during weekly practices over 4 month seasons</w:t>
+          </w:r>
+        </w:sdtContent>
+      </w:sdt>
+    </w:p>
+    <w:p>
+      <w:pPr>
+        <w:pStyle w:val="ListBullet"/>
+        <w:spacing w:before="0" w:after="0" w:line="240" w:lineRule="auto"/>
+        <w:ind w:left="245" w:hanging="144"/>
+      </w:pPr>
+      <w:sdt>
+        <w:sdtPr>
+          <w:tag w:val="COMM1_BULLET2"/>
+          <w:alias w:val="COMM1_BULLET2"/>
+        </w:sdtPr>
+        <w:sdtContent>
+          <w:r>
+            <w:rPr>
+              <w:rFonts w:ascii="Arial" w:hAnsi="Arial" w:eastAsia="Arial" w:cs="Arial"/>
+              <w:color w:val="1D1D21"/>
+              <w:sz w:val="17"/>
+              <w:szCs w:val="17"/>
+              <w:spacing w:val="0"/>
+            </w:rPr>
+            <w:t>Focused player development on teamwork, communication, fundamental basketball skills, agility, and general physical fitness.</w:t>
+          </w:r>
+        </w:sdtContent>
+      </w:sdt>
+    </w:p>
+    <w:p>
+      <w:pPr>
+        <w:pStyle w:val="ListBullet"/>
+        <w:spacing w:before="0" w:after="0" w:line="240" w:lineRule="auto"/>
+        <w:ind w:left="245" w:hanging="144"/>
+      </w:pPr>
+      <w:sdt>
+        <w:sdtPr>
+          <w:tag w:val="COMM1_BULLET3"/>
+          <w:alias w:val="COMM1_BULLET3"/>
+        </w:sdtPr>
+        <w:sdtContent>
+          <w:r>
+            <w:rPr>
+              <w:rFonts w:ascii="Arial" w:hAnsi="Arial" w:eastAsia="Arial" w:cs="Arial"/>
+              <w:color w:val="1D1D21"/>
+              <w:sz w:val="17"/>
+              <w:szCs w:val="17"/>
+              <w:spacing w:val="0"/>
+            </w:rPr>
+            <w:t/>
+          </w:r>
+        </w:sdtContent>
+      </w:sdt>
+    </w:p>
+    <w:p>
+      <w:pPr>
+        <w:spacing w:before="80" w:after="0" w:line="240" w:lineRule="auto"/>
+      </w:pPr>
+      <w:sdt>
+        <w:sdtPr>
+          <w:tag w:val="COMM2_TITLE"/>
+          <w:alias w:val="COMM2_TITLE"/>
+        </w:sdtPr>
+        <w:sdtContent>
+          <w:r>
+            <w:rPr>
+              <w:rFonts w:ascii="Arial" w:hAnsi="Arial" w:eastAsia="Arial" w:cs="Arial"/>
+              <w:b/>
+              <w:color w:val="9E1B22"/>
+              <w:sz w:val="18"/>
+              <w:szCs w:val="18"/>
+              <w:bCs/>
+              <w:spacing w:val="0"/>
+            </w:rPr>
+            <w:t/>
+          </w:r>
+        </w:sdtContent>
+      </w:sdt>
+      <w:r>
+        <w:rPr>
+          <w:rFonts w:ascii="Arial" w:hAnsi="Arial"/>
+          <w:b w:val="0"/>
+          <w:i w:val="0"/>
+          <w:color w:val="606266"/>
+          <w:sz w:val="18"/>
+        </w:rPr>
+        <w:t xml:space="preserve">    </w:t>
+      </w:r>
+      <w:sdt>
+        <w:sdtPr>
+          <w:tag w:val="COMM2_DATES"/>
+          <w:alias w:val="COMM2_DATES"/>
+        </w:sdtPr>
+        <w:sdtContent>
+          <w:r>
+            <w:rPr>
+              <w:rFonts w:ascii="Arial" w:hAnsi="Arial" w:eastAsia="Arial" w:cs="Arial"/>
+              <w:b/>
+              <w:color w:val="606266"/>
+              <w:sz w:val="18"/>
+              <w:szCs w:val="18"/>
+              <w:bCs/>
+              <w:spacing w:val="0"/>
+            </w:rPr>
+            <w:t/>
+          </w:r>
+        </w:sdtContent>
+      </w:sdt>
+    </w:p>
+    <w:p>
+      <w:pPr>
+        <w:spacing w:before="0" w:after="0" w:line="240" w:lineRule="auto"/>
+      </w:pPr>
+      <w:sdt>
+        <w:sdtPr>
+          <w:tag w:val="COMM2_META"/>
+          <w:alias w:val="COMM2_META"/>
+        </w:sdtPr>
+        <w:sdtContent>
+          <w:r>
+            <w:rPr>
+              <w:rFonts w:ascii="Arial" w:hAnsi="Arial" w:eastAsia="Arial" w:cs="Arial"/>
+              <w:color w:val="606266"/>
+              <w:sz w:val="17"/>
+              <w:szCs w:val="17"/>
+              <w:spacing w:val="0"/>
+            </w:rPr>
+            <w:t/>
+          </w:r>
+        </w:sdtContent>
+      </w:sdt>
+    </w:p>
+    <w:p>
+      <w:pPr>
+        <w:pStyle w:val="ListBullet"/>
+        <w:spacing w:before="0" w:after="0" w:line="240" w:lineRule="auto"/>
+        <w:ind w:left="245" w:hanging="144"/>
+      </w:pPr>
+      <w:sdt>
+        <w:sdtPr>
+          <w:tag w:val="COMM2_BULLET1"/>
+          <w:alias w:val="COMM2_BULLET1"/>
+        </w:sdtPr>
+        <w:sdtContent>
+          <w:r>
+            <w:rPr>
+              <w:rFonts w:ascii="Arial" w:hAnsi="Arial" w:eastAsia="Arial" w:cs="Arial"/>
+              <w:color w:val="1D1D21"/>
+              <w:sz w:val="17"/>
+              <w:szCs w:val="17"/>
+              <w:spacing w:val="0"/>
+            </w:rPr>
+            <w:t/>
           </w:r>
         </w:sdtContent>
       </w:sdt>
@@ -1479,7 +2190,7 @@
               <w:szCs w:val="17"/>
               <w:spacing w:val="0"/>
             </w:rPr>
-            <w:t>Received the Undergraduate Student Leadership Award during the 2024-2025 academic year.</w:t>
+            <w:t/>
           </w:r>
         </w:sdtContent>
       </w:sdt>
@@ -1582,7 +2293,7 @@
               <w:szCs w:val="17"/>
               <w:spacing w:val="0"/>
             </w:rPr>
-            <w:t>Recipient of the Leadership in Engineering Scholarship for 2023-2024.</w:t>
+            <w:t/>
           </w:r>
         </w:sdtContent>
       </w:sdt>
@@ -1685,7 +2396,110 @@
               <w:szCs w:val="17"/>
               <w:spacing w:val="0"/>
             </w:rPr>
-            <w:t>Silver medalist in APEGA Science Olympics during 2021-2023.</w:t>
+            <w:t/>
+          </w:r>
+        </w:sdtContent>
+      </w:sdt>
+    </w:p>
+    <w:p>
+      <w:pPr>
+        <w:spacing w:before="80" w:after="0" w:line="240" w:lineRule="auto"/>
+      </w:pPr>
+      <w:sdt>
+        <w:sdtPr>
+          <w:tag w:val="RECOG4_TITLE"/>
+          <w:alias w:val="RECOG4_TITLE"/>
+        </w:sdtPr>
+        <w:sdtContent>
+          <w:r>
+            <w:rPr>
+              <w:rFonts w:ascii="Arial" w:hAnsi="Arial" w:eastAsia="Arial" w:cs="Arial"/>
+              <w:b/>
+              <w:color w:val="1D1D21"/>
+              <w:sz w:val="16"/>
+              <w:szCs w:val="16"/>
+              <w:bCs/>
+              <w:spacing w:val="0"/>
+            </w:rPr>
+            <w:t/>
+          </w:r>
+        </w:sdtContent>
+      </w:sdt>
+      <w:r>
+        <w:rPr>
+          <w:rFonts w:ascii="Arial" w:hAnsi="Arial"/>
+          <w:b w:val="0"/>
+          <w:i w:val="0"/>
+          <w:color w:val="606266"/>
+          <w:sz w:val="18"/>
+        </w:rPr>
+        <w:t xml:space="preserve">    </w:t>
+      </w:r>
+      <w:sdt>
+        <w:sdtPr>
+          <w:tag w:val="RECOG4_DATES"/>
+          <w:alias w:val="RECOG4_DATES"/>
+        </w:sdtPr>
+        <w:sdtContent>
+          <w:r>
+            <w:rPr>
+              <w:rFonts w:ascii="Arial" w:hAnsi="Arial" w:eastAsia="Arial" w:cs="Arial"/>
+              <w:b/>
+              <w:color w:val="606266"/>
+              <w:sz w:val="18"/>
+              <w:szCs w:val="18"/>
+              <w:bCs/>
+              <w:spacing w:val="0"/>
+            </w:rPr>
+            <w:t/>
+          </w:r>
+        </w:sdtContent>
+      </w:sdt>
+    </w:p>
+    <w:p>
+      <w:pPr>
+        <w:spacing w:before="0" w:after="0" w:line="240" w:lineRule="auto"/>
+      </w:pPr>
+      <w:sdt>
+        <w:sdtPr>
+          <w:tag w:val="RECOG4_META"/>
+          <w:alias w:val="RECOG4_META"/>
+        </w:sdtPr>
+        <w:sdtContent>
+          <w:r>
+            <w:rPr>
+              <w:rFonts w:ascii="Arial" w:hAnsi="Arial" w:eastAsia="Arial" w:cs="Arial"/>
+              <w:color w:val="606266"/>
+              <w:sz w:val="17"/>
+              <w:szCs w:val="17"/>
+              <w:spacing w:val="0"/>
+            </w:rPr>
+            <w:t/>
+          </w:r>
+        </w:sdtContent>
+      </w:sdt>
+    </w:p>
+    <w:p>
+      <w:pPr>
+        <w:pStyle w:val="ListBullet"/>
+        <w:spacing w:before="0" w:after="0" w:line="240" w:lineRule="auto"/>
+        <w:ind w:left="245" w:hanging="144"/>
+      </w:pPr>
+      <w:sdt>
+        <w:sdtPr>
+          <w:tag w:val="RECOG4_BULLET1"/>
+          <w:alias w:val="RECOG4_BULLET1"/>
+        </w:sdtPr>
+        <w:sdtContent>
+          <w:r>
+            <w:rPr>
+              <w:rFonts w:ascii="Arial" w:hAnsi="Arial" w:eastAsia="Arial" w:cs="Arial"/>
+              <w:color w:val="1D1D21"/>
+              <w:sz w:val="17"/>
+              <w:szCs w:val="17"/>
+              <w:spacing w:val="0"/>
+            </w:rPr>
+            <w:t/>
           </w:r>
         </w:sdtContent>
       </w:sdt>
@@ -1727,7 +2541,7 @@
           <w:color w:val="1D1D21"/>
           <w:sz w:val="20"/>
         </w:rPr>
-        <w:t xml:space="preserve">  |  SELECTED PROJECT PORTFOLIO</w:t>
+        <w:t xml:space="preserve">  |  PROJECT PORTFOLIO</w:t>
       </w:r>
     </w:p>
     <w:p>
@@ -1774,12 +2588,37 @@
           <w:bCs/>
           <w:spacing w:val="0"/>
         </w:rPr>
-        <w:t>SELECTED PROJECT PORTFOLIO</w:t>
+        <w:t>PROJECT PORTFOLIO</w:t>
       </w:r>
     </w:p>
     <w:p>
       <w:pPr>
-        <w:spacing w:before="80" w:after="0" w:line="240" w:lineRule="auto"/>
+        <w:spacing w:before="100" w:after="20" w:line="240" w:lineRule="auto"/>
+      </w:pPr>
+      <w:sdt>
+        <w:sdtPr>
+          <w:tag w:val="PROJECT1_CATEGORY"/>
+          <w:alias w:val="PROJECT1_CATEGORY"/>
+        </w:sdtPr>
+        <w:sdtContent>
+          <w:r>
+            <w:rPr>
+              <w:rFonts w:ascii="Arial" w:hAnsi="Arial" w:eastAsia="Arial" w:cs="Arial"/>
+              <w:b/>
+              <w:color w:val="9E1B22"/>
+              <w:sz w:val="17"/>
+              <w:szCs w:val="17"/>
+              <w:bCs/>
+              <w:spacing w:val="0"/>
+            </w:rPr>
+            <w:t>Industry Projects</w:t>
+          </w:r>
+        </w:sdtContent>
+      </w:sdt>
+    </w:p>
+    <w:p>
+      <w:pPr>
+        <w:spacing w:before="40" w:after="0" w:line="240" w:lineRule="auto"/>
       </w:pPr>
       <w:sdt>
         <w:sdtPr>
@@ -1902,7 +2741,7 @@
               <w:szCs w:val="17"/>
               <w:spacing w:val="0"/>
             </w:rPr>
-            <w:t>Assessed fatigue risk and monitoring gaps against available operating history.</w:t>
+            <w:t>Screened lifecycle evidence against OEM limits and summarized inspection and operating-awareness recommendations.</w:t>
           </w:r>
         </w:sdtContent>
       </w:sdt>
@@ -1927,7 +2766,7 @@
               <w:szCs w:val="17"/>
               <w:spacing w:val="0"/>
             </w:rPr>
-            <w:t>Screened lifecycle evidence against OEM thermal and cycling limits.</w:t>
+            <w:t/>
           </w:r>
         </w:sdtContent>
       </w:sdt>
@@ -1952,14 +2791,39 @@
               <w:szCs w:val="17"/>
               <w:spacing w:val="0"/>
             </w:rPr>
-            <w:t>Summarized findings into inspection and operating-awareness recommendations.</w:t>
+            <w:t/>
           </w:r>
         </w:sdtContent>
       </w:sdt>
     </w:p>
     <w:p>
       <w:pPr>
-        <w:spacing w:before="80" w:after="0" w:line="240" w:lineRule="auto"/>
+        <w:spacing w:before="100" w:after="20" w:line="240" w:lineRule="auto"/>
+      </w:pPr>
+      <w:sdt>
+        <w:sdtPr>
+          <w:tag w:val="PROJECT2_CATEGORY"/>
+          <w:alias w:val="PROJECT2_CATEGORY"/>
+        </w:sdtPr>
+        <w:sdtContent>
+          <w:r>
+            <w:rPr>
+              <w:rFonts w:ascii="Arial" w:hAnsi="Arial" w:eastAsia="Arial" w:cs="Arial"/>
+              <w:b/>
+              <w:color w:val="9E1B22"/>
+              <w:sz w:val="17"/>
+              <w:szCs w:val="17"/>
+              <w:bCs/>
+              <w:spacing w:val="0"/>
+            </w:rPr>
+            <w:t/>
+          </w:r>
+        </w:sdtContent>
+      </w:sdt>
+    </w:p>
+    <w:p>
+      <w:pPr>
+        <w:spacing w:before="40" w:after="0" w:line="240" w:lineRule="auto"/>
       </w:pPr>
       <w:sdt>
         <w:sdtPr>
@@ -2082,7 +2946,7 @@
               <w:szCs w:val="17"/>
               <w:spacing w:val="0"/>
             </w:rPr>
-            <w:t>Generated 500+ scopes from database exports.</w:t>
+            <w:t>Generated 500+ standardized scopes from database exports using openpyxl and python-docx.</w:t>
           </w:r>
         </w:sdtContent>
       </w:sdt>
@@ -2107,7 +2971,7 @@
               <w:szCs w:val="17"/>
               <w:spacing w:val="0"/>
             </w:rPr>
-            <w:t>Used openpyxl and python-docx to standardize Excel-to-Word output.</w:t>
+            <w:t/>
           </w:r>
         </w:sdtContent>
       </w:sdt>
@@ -2132,14 +2996,39 @@
               <w:szCs w:val="17"/>
               <w:spacing w:val="0"/>
             </w:rPr>
-            <w:t>Replaced a manual Power Query and Power BI export workflow.</w:t>
+            <w:t/>
           </w:r>
         </w:sdtContent>
       </w:sdt>
     </w:p>
     <w:p>
       <w:pPr>
-        <w:spacing w:before="80" w:after="0" w:line="240" w:lineRule="auto"/>
+        <w:spacing w:before="100" w:after="20" w:line="240" w:lineRule="auto"/>
+      </w:pPr>
+      <w:sdt>
+        <w:sdtPr>
+          <w:tag w:val="PROJECT3_CATEGORY"/>
+          <w:alias w:val="PROJECT3_CATEGORY"/>
+        </w:sdtPr>
+        <w:sdtContent>
+          <w:r>
+            <w:rPr>
+              <w:rFonts w:ascii="Arial" w:hAnsi="Arial" w:eastAsia="Arial" w:cs="Arial"/>
+              <w:b/>
+              <w:color w:val="9E1B22"/>
+              <w:sz w:val="17"/>
+              <w:szCs w:val="17"/>
+              <w:bCs/>
+              <w:spacing w:val="0"/>
+            </w:rPr>
+            <w:t>Course Projects</w:t>
+          </w:r>
+        </w:sdtContent>
+      </w:sdt>
+    </w:p>
+    <w:p>
+      <w:pPr>
+        <w:spacing w:before="40" w:after="0" w:line="240" w:lineRule="auto"/>
       </w:pPr>
       <w:sdt>
         <w:sdtPr>
@@ -2157,7 +3046,7 @@
               <w:bCs/>
               <w:spacing w:val="0"/>
             </w:rPr>
-            <w:t>Formula EV Electrical Systems</w:t>
+            <w:t>ENG 160 Mechanical Design Project</w:t>
           </w:r>
         </w:sdtContent>
       </w:sdt>
@@ -2187,7 +3076,7 @@
               <w:bCs/>
               <w:spacing w:val="0"/>
             </w:rPr>
-            <w:t>Winter 2025 – Present</w:t>
+            <w:t>University Coursework</w:t>
           </w:r>
         </w:sdtContent>
       </w:sdt>
@@ -2212,7 +3101,7 @@
               <w:iCs/>
               <w:spacing w:val="0"/>
             </w:rPr>
-            <w:t>Formula EV Racing - Low-voltage electrical systems</w:t>
+            <w:t>University of Alberta - Mechanical design process, concept development, technical documentation</w:t>
           </w:r>
         </w:sdtContent>
       </w:sdt>
@@ -2237,7 +3126,7 @@
               <w:szCs w:val="17"/>
               <w:spacing w:val="0"/>
             </w:rPr>
-            <w:t>Planned the Formula UA27 low-voltage system around the vehicle package.</w:t>
+            <w:t>Completed a mechanical design project as part of ENG 160 coursework.</w:t>
           </w:r>
         </w:sdtContent>
       </w:sdt>
@@ -2262,7 +3151,7 @@
               <w:szCs w:val="17"/>
               <w:spacing w:val="0"/>
             </w:rPr>
-            <w:t>Coordinated power distribution and sensor integration work.</w:t>
+            <w:t>Developed the design through concept work, evaluation, and technical documentation.</w:t>
           </w:r>
         </w:sdtContent>
       </w:sdt>
@@ -2287,7 +3176,7 @@
               <w:szCs w:val="17"/>
               <w:spacing w:val="0"/>
             </w:rPr>
-            <w:t>Supported safety-interface planning with mechanical and software teammates.</w:t>
+            <w:t/>
           </w:r>
         </w:sdtContent>
       </w:sdt>
@@ -2312,14 +3201,39 @@
               <w:szCs w:val="17"/>
               <w:spacing w:val="0"/>
             </w:rPr>
-            <w:t>Considered accessibility and serviceability alongside electrical function.</w:t>
+            <w:t/>
           </w:r>
         </w:sdtContent>
       </w:sdt>
     </w:p>
     <w:p>
       <w:pPr>
-        <w:spacing w:before="80" w:after="0" w:line="240" w:lineRule="auto"/>
+        <w:spacing w:before="100" w:after="20" w:line="240" w:lineRule="auto"/>
+      </w:pPr>
+      <w:sdt>
+        <w:sdtPr>
+          <w:tag w:val="PROJECT4_CATEGORY"/>
+          <w:alias w:val="PROJECT4_CATEGORY"/>
+        </w:sdtPr>
+        <w:sdtContent>
+          <w:r>
+            <w:rPr>
+              <w:rFonts w:ascii="Arial" w:hAnsi="Arial" w:eastAsia="Arial" w:cs="Arial"/>
+              <w:b/>
+              <w:color w:val="9E1B22"/>
+              <w:sz w:val="17"/>
+              <w:szCs w:val="17"/>
+              <w:bCs/>
+              <w:spacing w:val="0"/>
+            </w:rPr>
+            <w:t/>
+          </w:r>
+        </w:sdtContent>
+      </w:sdt>
+    </w:p>
+    <w:p>
+      <w:pPr>
+        <w:spacing w:before="40" w:after="0" w:line="240" w:lineRule="auto"/>
       </w:pPr>
       <w:sdt>
         <w:sdtPr>
@@ -2337,7 +3251,7 @@
               <w:bCs/>
               <w:spacing w:val="0"/>
             </w:rPr>
-            <w:t>Leather Tool Carrier</w:t>
+            <w:t>MEC 260 Mechanical Design Project</w:t>
           </w:r>
         </w:sdtContent>
       </w:sdt>
@@ -2367,7 +3281,7 @@
               <w:bCs/>
               <w:spacing w:val="0"/>
             </w:rPr>
-            <w:t>2024</w:t>
+            <w:t>University Coursework</w:t>
           </w:r>
         </w:sdtContent>
       </w:sdt>
@@ -2392,7 +3306,7 @@
               <w:iCs/>
               <w:spacing w:val="0"/>
             </w:rPr>
-            <w:t>Spartan Controls - Shop workflow tooling</w:t>
+            <w:t>University of Alberta - Mechanical prototyping, packaging, mechanism iteration</w:t>
           </w:r>
         </w:sdtContent>
       </w:sdt>
@@ -2417,7 +3331,7 @@
               <w:szCs w:val="17"/>
               <w:spacing w:val="0"/>
             </w:rPr>
-            <w:t>Designed a leather tool carrier for common hand tools used during panel assembly.</w:t>
+            <w:t>Designed and built a small mechanical vehicle prototype with wheels and linkage.</w:t>
           </w:r>
         </w:sdtContent>
       </w:sdt>
@@ -2442,7 +3356,7 @@
               <w:szCs w:val="17"/>
               <w:spacing w:val="0"/>
             </w:rPr>
-            <w:t>Built the carrier as a durable, hands-on shop aid.</w:t>
+            <w:t>Iterated on physical packaging and mechanism performance through hands-on prototyping.</w:t>
           </w:r>
         </w:sdtContent>
       </w:sdt>
@@ -2467,7 +3381,7 @@
               <w:szCs w:val="17"/>
               <w:spacing w:val="0"/>
             </w:rPr>
-            <w:t>Kept frequently used tools organized and accessible.</w:t>
+            <w:t/>
           </w:r>
         </w:sdtContent>
       </w:sdt>
@@ -2492,7 +3406,827 @@
               <w:szCs w:val="17"/>
               <w:spacing w:val="0"/>
             </w:rPr>
-            <w:t>Turned a personal workflow problem into support for faster repeated work.</w:t>
+            <w:t/>
+          </w:r>
+        </w:sdtContent>
+      </w:sdt>
+    </w:p>
+    <w:p>
+      <w:pPr>
+        <w:spacing w:before="100" w:after="20" w:line="240" w:lineRule="auto"/>
+      </w:pPr>
+      <w:sdt>
+        <w:sdtPr>
+          <w:tag w:val="PROJECT5_CATEGORY"/>
+          <w:alias w:val="PROJECT5_CATEGORY"/>
+        </w:sdtPr>
+        <w:sdtContent>
+          <w:r>
+            <w:rPr>
+              <w:rFonts w:ascii="Arial" w:hAnsi="Arial" w:eastAsia="Arial" w:cs="Arial"/>
+              <w:b/>
+              <w:color w:val="9E1B22"/>
+              <w:sz w:val="17"/>
+              <w:szCs w:val="17"/>
+              <w:bCs/>
+              <w:spacing w:val="0"/>
+            </w:rPr>
+            <w:t>Extracurricular Projects</w:t>
+          </w:r>
+        </w:sdtContent>
+      </w:sdt>
+    </w:p>
+    <w:p>
+      <w:pPr>
+        <w:spacing w:before="40" w:after="0" w:line="240" w:lineRule="auto"/>
+      </w:pPr>
+      <w:sdt>
+        <w:sdtPr>
+          <w:tag w:val="PROJECT5_TITLE"/>
+          <w:alias w:val="PROJECT5_TITLE"/>
+        </w:sdtPr>
+        <w:sdtContent>
+          <w:r>
+            <w:rPr>
+              <w:rFonts w:ascii="Arial" w:hAnsi="Arial" w:eastAsia="Arial" w:cs="Arial"/>
+              <w:b/>
+              <w:color w:val="1D1D21"/>
+              <w:sz w:val="19"/>
+              <w:szCs w:val="19"/>
+              <w:bCs/>
+              <w:spacing w:val="0"/>
+            </w:rPr>
+            <w:t>2026 Low-Voltage Systems and Harness Design, Manufacturing, and Development</w:t>
+          </w:r>
+        </w:sdtContent>
+      </w:sdt>
+      <w:r>
+        <w:rPr>
+          <w:rFonts w:ascii="Arial" w:hAnsi="Arial"/>
+          <w:b w:val="0"/>
+          <w:i w:val="0"/>
+          <w:color w:val="606266"/>
+          <w:sz w:val="18"/>
+        </w:rPr>
+        <w:t xml:space="preserve">    </w:t>
+      </w:r>
+      <w:sdt>
+        <w:sdtPr>
+          <w:tag w:val="PROJECT5_DATES"/>
+          <w:alias w:val="PROJECT5_DATES"/>
+        </w:sdtPr>
+        <w:sdtContent>
+          <w:r>
+            <w:rPr>
+              <w:rFonts w:ascii="Arial" w:hAnsi="Arial" w:eastAsia="Arial" w:cs="Arial"/>
+              <w:b/>
+              <w:color w:val="606266"/>
+              <w:sz w:val="17"/>
+              <w:szCs w:val="17"/>
+              <w:bCs/>
+              <w:spacing w:val="0"/>
+            </w:rPr>
+            <w:t>2026</w:t>
+          </w:r>
+        </w:sdtContent>
+      </w:sdt>
+    </w:p>
+    <w:p>
+      <w:pPr>
+        <w:spacing w:before="0" w:after="0" w:line="240" w:lineRule="auto"/>
+      </w:pPr>
+      <w:sdt>
+        <w:sdtPr>
+          <w:tag w:val="PROJECT5_META"/>
+          <w:alias w:val="PROJECT5_META"/>
+        </w:sdtPr>
+        <w:sdtContent>
+          <w:r>
+            <w:rPr>
+              <w:rFonts w:ascii="Arial" w:hAnsi="Arial" w:eastAsia="Arial" w:cs="Arial"/>
+              <w:i/>
+              <w:color w:val="606266"/>
+              <w:sz w:val="16"/>
+              <w:szCs w:val="16"/>
+              <w:iCs/>
+              <w:spacing w:val="0"/>
+            </w:rPr>
+            <w:t>Formula EV Racing - Low-voltage electrical systems</w:t>
+          </w:r>
+        </w:sdtContent>
+      </w:sdt>
+    </w:p>
+    <w:p>
+      <w:pPr>
+        <w:pStyle w:val="ListBullet"/>
+        <w:spacing w:before="0" w:after="0" w:line="240" w:lineRule="auto"/>
+        <w:ind w:left="245" w:hanging="144"/>
+      </w:pPr>
+      <w:sdt>
+        <w:sdtPr>
+          <w:tag w:val="PROJECT5_BULLET1"/>
+          <w:alias w:val="PROJECT5_BULLET1"/>
+        </w:sdtPr>
+        <w:sdtContent>
+          <w:r>
+            <w:rPr>
+              <w:rFonts w:ascii="Arial" w:hAnsi="Arial" w:eastAsia="Arial" w:cs="Arial"/>
+              <w:color w:val="1D1D21"/>
+              <w:sz w:val="17"/>
+              <w:szCs w:val="17"/>
+              <w:spacing w:val="0"/>
+            </w:rPr>
+            <w:t>Designed and developed the 2026 low-voltage system and vehicle harness architecture.</w:t>
+          </w:r>
+        </w:sdtContent>
+      </w:sdt>
+    </w:p>
+    <w:p>
+      <w:pPr>
+        <w:pStyle w:val="ListBullet"/>
+        <w:spacing w:before="0" w:after="0" w:line="240" w:lineRule="auto"/>
+        <w:ind w:left="245" w:hanging="144"/>
+      </w:pPr>
+      <w:sdt>
+        <w:sdtPr>
+          <w:tag w:val="PROJECT5_BULLET2"/>
+          <w:alias w:val="PROJECT5_BULLET2"/>
+        </w:sdtPr>
+        <w:sdtContent>
+          <w:r>
+            <w:rPr>
+              <w:rFonts w:ascii="Arial" w:hAnsi="Arial" w:eastAsia="Arial" w:cs="Arial"/>
+              <w:color w:val="1D1D21"/>
+              <w:sz w:val="17"/>
+              <w:szCs w:val="17"/>
+              <w:spacing w:val="0"/>
+            </w:rPr>
+            <w:t>Supported harness manufacturing, integration, serviceability, and cross-team development.</w:t>
+          </w:r>
+        </w:sdtContent>
+      </w:sdt>
+    </w:p>
+    <w:p>
+      <w:pPr>
+        <w:pStyle w:val="ListBullet"/>
+        <w:spacing w:before="0" w:after="0" w:line="240" w:lineRule="auto"/>
+        <w:ind w:left="245" w:hanging="144"/>
+      </w:pPr>
+      <w:sdt>
+        <w:sdtPr>
+          <w:tag w:val="PROJECT5_BULLET3"/>
+          <w:alias w:val="PROJECT5_BULLET3"/>
+        </w:sdtPr>
+        <w:sdtContent>
+          <w:r>
+            <w:rPr>
+              <w:rFonts w:ascii="Arial" w:hAnsi="Arial" w:eastAsia="Arial" w:cs="Arial"/>
+              <w:color w:val="1D1D21"/>
+              <w:sz w:val="17"/>
+              <w:szCs w:val="17"/>
+              <w:spacing w:val="0"/>
+            </w:rPr>
+            <w:t/>
+          </w:r>
+        </w:sdtContent>
+      </w:sdt>
+    </w:p>
+    <w:p>
+      <w:pPr>
+        <w:pStyle w:val="ListBullet"/>
+        <w:spacing w:before="0" w:after="0" w:line="240" w:lineRule="auto"/>
+        <w:ind w:left="245" w:hanging="144"/>
+      </w:pPr>
+      <w:sdt>
+        <w:sdtPr>
+          <w:tag w:val="PROJECT5_BULLET4"/>
+          <w:alias w:val="PROJECT5_BULLET4"/>
+        </w:sdtPr>
+        <w:sdtContent>
+          <w:r>
+            <w:rPr>
+              <w:rFonts w:ascii="Arial" w:hAnsi="Arial" w:eastAsia="Arial" w:cs="Arial"/>
+              <w:color w:val="1D1D21"/>
+              <w:sz w:val="17"/>
+              <w:szCs w:val="17"/>
+              <w:spacing w:val="0"/>
+            </w:rPr>
+            <w:t/>
+          </w:r>
+        </w:sdtContent>
+      </w:sdt>
+    </w:p>
+    <w:p>
+      <w:pPr>
+        <w:spacing w:before="100" w:after="20" w:line="240" w:lineRule="auto"/>
+      </w:pPr>
+      <w:sdt>
+        <w:sdtPr>
+          <w:tag w:val="PROJECT6_CATEGORY"/>
+          <w:alias w:val="PROJECT6_CATEGORY"/>
+        </w:sdtPr>
+        <w:sdtContent>
+          <w:r>
+            <w:rPr>
+              <w:rFonts w:ascii="Arial" w:hAnsi="Arial" w:eastAsia="Arial" w:cs="Arial"/>
+              <w:b/>
+              <w:color w:val="9E1B22"/>
+              <w:sz w:val="17"/>
+              <w:szCs w:val="17"/>
+              <w:bCs/>
+              <w:spacing w:val="0"/>
+            </w:rPr>
+            <w:t>Personal Projects</w:t>
+          </w:r>
+        </w:sdtContent>
+      </w:sdt>
+    </w:p>
+    <w:p>
+      <w:pPr>
+        <w:spacing w:before="40" w:after="0" w:line="240" w:lineRule="auto"/>
+      </w:pPr>
+      <w:sdt>
+        <w:sdtPr>
+          <w:tag w:val="PROJECT6_TITLE"/>
+          <w:alias w:val="PROJECT6_TITLE"/>
+        </w:sdtPr>
+        <w:sdtContent>
+          <w:r>
+            <w:rPr>
+              <w:rFonts w:ascii="Arial" w:hAnsi="Arial" w:eastAsia="Arial" w:cs="Arial"/>
+              <w:b/>
+              <w:color w:val="1D1D21"/>
+              <w:sz w:val="19"/>
+              <w:szCs w:val="19"/>
+              <w:bCs/>
+              <w:spacing w:val="0"/>
+            </w:rPr>
+            <w:t>Leather Tool Carrier</w:t>
+          </w:r>
+        </w:sdtContent>
+      </w:sdt>
+      <w:r>
+        <w:rPr>
+          <w:rFonts w:ascii="Arial" w:hAnsi="Arial"/>
+          <w:b w:val="0"/>
+          <w:i w:val="0"/>
+          <w:color w:val="606266"/>
+          <w:sz w:val="18"/>
+        </w:rPr>
+        <w:t xml:space="preserve">    </w:t>
+      </w:r>
+      <w:sdt>
+        <w:sdtPr>
+          <w:tag w:val="PROJECT6_DATES"/>
+          <w:alias w:val="PROJECT6_DATES"/>
+        </w:sdtPr>
+        <w:sdtContent>
+          <w:r>
+            <w:rPr>
+              <w:rFonts w:ascii="Arial" w:hAnsi="Arial" w:eastAsia="Arial" w:cs="Arial"/>
+              <w:b/>
+              <w:color w:val="606266"/>
+              <w:sz w:val="17"/>
+              <w:szCs w:val="17"/>
+              <w:bCs/>
+              <w:spacing w:val="0"/>
+            </w:rPr>
+            <w:t>2024</w:t>
+          </w:r>
+        </w:sdtContent>
+      </w:sdt>
+    </w:p>
+    <w:p>
+      <w:pPr>
+        <w:spacing w:before="0" w:after="0" w:line="240" w:lineRule="auto"/>
+      </w:pPr>
+      <w:sdt>
+        <w:sdtPr>
+          <w:tag w:val="PROJECT6_META"/>
+          <w:alias w:val="PROJECT6_META"/>
+        </w:sdtPr>
+        <w:sdtContent>
+          <w:r>
+            <w:rPr>
+              <w:rFonts w:ascii="Arial" w:hAnsi="Arial" w:eastAsia="Arial" w:cs="Arial"/>
+              <w:i/>
+              <w:color w:val="606266"/>
+              <w:sz w:val="16"/>
+              <w:szCs w:val="16"/>
+              <w:iCs/>
+              <w:spacing w:val="0"/>
+            </w:rPr>
+            <w:t>Personal Project - Shop workflow tooling</w:t>
+          </w:r>
+        </w:sdtContent>
+      </w:sdt>
+    </w:p>
+    <w:p>
+      <w:pPr>
+        <w:pStyle w:val="ListBullet"/>
+        <w:spacing w:before="0" w:after="0" w:line="240" w:lineRule="auto"/>
+        <w:ind w:left="245" w:hanging="144"/>
+      </w:pPr>
+      <w:sdt>
+        <w:sdtPr>
+          <w:tag w:val="PROJECT6_BULLET1"/>
+          <w:alias w:val="PROJECT6_BULLET1"/>
+        </w:sdtPr>
+        <w:sdtContent>
+          <w:r>
+            <w:rPr>
+              <w:rFonts w:ascii="Arial" w:hAnsi="Arial" w:eastAsia="Arial" w:cs="Arial"/>
+              <w:color w:val="1D1D21"/>
+              <w:sz w:val="17"/>
+              <w:szCs w:val="17"/>
+              <w:spacing w:val="0"/>
+            </w:rPr>
+            <w:t>Designed a leather tool carrier for common hand tools used during panel assembly.</w:t>
+          </w:r>
+        </w:sdtContent>
+      </w:sdt>
+    </w:p>
+    <w:p>
+      <w:pPr>
+        <w:pStyle w:val="ListBullet"/>
+        <w:spacing w:before="0" w:after="0" w:line="240" w:lineRule="auto"/>
+        <w:ind w:left="245" w:hanging="144"/>
+      </w:pPr>
+      <w:sdt>
+        <w:sdtPr>
+          <w:tag w:val="PROJECT6_BULLET2"/>
+          <w:alias w:val="PROJECT6_BULLET2"/>
+        </w:sdtPr>
+        <w:sdtContent>
+          <w:r>
+            <w:rPr>
+              <w:rFonts w:ascii="Arial" w:hAnsi="Arial" w:eastAsia="Arial" w:cs="Arial"/>
+              <w:color w:val="1D1D21"/>
+              <w:sz w:val="17"/>
+              <w:szCs w:val="17"/>
+              <w:spacing w:val="0"/>
+            </w:rPr>
+            <w:t>Built a durable shop aid that kept frequently used tools organized and accessible.</w:t>
+          </w:r>
+        </w:sdtContent>
+      </w:sdt>
+    </w:p>
+    <w:p>
+      <w:pPr>
+        <w:pStyle w:val="ListBullet"/>
+        <w:spacing w:before="0" w:after="0" w:line="240" w:lineRule="auto"/>
+        <w:ind w:left="245" w:hanging="144"/>
+      </w:pPr>
+      <w:sdt>
+        <w:sdtPr>
+          <w:tag w:val="PROJECT6_BULLET3"/>
+          <w:alias w:val="PROJECT6_BULLET3"/>
+        </w:sdtPr>
+        <w:sdtContent>
+          <w:r>
+            <w:rPr>
+              <w:rFonts w:ascii="Arial" w:hAnsi="Arial" w:eastAsia="Arial" w:cs="Arial"/>
+              <w:color w:val="1D1D21"/>
+              <w:sz w:val="17"/>
+              <w:szCs w:val="17"/>
+              <w:spacing w:val="0"/>
+            </w:rPr>
+            <w:t/>
+          </w:r>
+        </w:sdtContent>
+      </w:sdt>
+    </w:p>
+    <w:p>
+      <w:pPr>
+        <w:pStyle w:val="ListBullet"/>
+        <w:spacing w:before="0" w:after="0" w:line="240" w:lineRule="auto"/>
+        <w:ind w:left="245" w:hanging="144"/>
+      </w:pPr>
+      <w:sdt>
+        <w:sdtPr>
+          <w:tag w:val="PROJECT6_BULLET4"/>
+          <w:alias w:val="PROJECT6_BULLET4"/>
+        </w:sdtPr>
+        <w:sdtContent>
+          <w:r>
+            <w:rPr>
+              <w:rFonts w:ascii="Arial" w:hAnsi="Arial" w:eastAsia="Arial" w:cs="Arial"/>
+              <w:color w:val="1D1D21"/>
+              <w:sz w:val="17"/>
+              <w:szCs w:val="17"/>
+              <w:spacing w:val="0"/>
+            </w:rPr>
+            <w:t/>
+          </w:r>
+        </w:sdtContent>
+      </w:sdt>
+    </w:p>
+    <w:p>
+      <w:pPr>
+        <w:spacing w:before="100" w:after="20" w:line="240" w:lineRule="auto"/>
+      </w:pPr>
+      <w:sdt>
+        <w:sdtPr>
+          <w:tag w:val="PROJECT7_CATEGORY"/>
+          <w:alias w:val="PROJECT7_CATEGORY"/>
+        </w:sdtPr>
+        <w:sdtContent>
+          <w:r>
+            <w:rPr>
+              <w:rFonts w:ascii="Arial" w:hAnsi="Arial" w:eastAsia="Arial" w:cs="Arial"/>
+              <w:b/>
+              <w:color w:val="9E1B22"/>
+              <w:sz w:val="17"/>
+              <w:szCs w:val="17"/>
+              <w:bCs/>
+              <w:spacing w:val="0"/>
+            </w:rPr>
+            <w:t/>
+          </w:r>
+        </w:sdtContent>
+      </w:sdt>
+    </w:p>
+    <w:p>
+      <w:pPr>
+        <w:spacing w:before="40" w:after="0" w:line="240" w:lineRule="auto"/>
+      </w:pPr>
+      <w:sdt>
+        <w:sdtPr>
+          <w:tag w:val="PROJECT7_TITLE"/>
+          <w:alias w:val="PROJECT7_TITLE"/>
+        </w:sdtPr>
+        <w:sdtContent>
+          <w:r>
+            <w:rPr>
+              <w:rFonts w:ascii="Arial" w:hAnsi="Arial" w:eastAsia="Arial" w:cs="Arial"/>
+              <w:b/>
+              <w:color w:val="1D1D21"/>
+              <w:sz w:val="19"/>
+              <w:szCs w:val="19"/>
+              <w:bCs/>
+              <w:spacing w:val="0"/>
+            </w:rPr>
+            <w:t>Composite Skateboard Decks</w:t>
+          </w:r>
+        </w:sdtContent>
+      </w:sdt>
+      <w:r>
+        <w:rPr>
+          <w:rFonts w:ascii="Arial" w:hAnsi="Arial"/>
+          <w:b w:val="0"/>
+          <w:i w:val="0"/>
+          <w:color w:val="606266"/>
+          <w:sz w:val="18"/>
+        </w:rPr>
+        <w:t xml:space="preserve">    </w:t>
+      </w:r>
+      <w:sdt>
+        <w:sdtPr>
+          <w:tag w:val="PROJECT7_DATES"/>
+          <w:alias w:val="PROJECT7_DATES"/>
+        </w:sdtPr>
+        <w:sdtContent>
+          <w:r>
+            <w:rPr>
+              <w:rFonts w:ascii="Arial" w:hAnsi="Arial" w:eastAsia="Arial" w:cs="Arial"/>
+              <w:b/>
+              <w:color w:val="606266"/>
+              <w:sz w:val="17"/>
+              <w:szCs w:val="17"/>
+              <w:bCs/>
+              <w:spacing w:val="0"/>
+            </w:rPr>
+            <w:t>Earlier build series</w:t>
+          </w:r>
+        </w:sdtContent>
+      </w:sdt>
+    </w:p>
+    <w:p>
+      <w:pPr>
+        <w:spacing w:before="0" w:after="0" w:line="240" w:lineRule="auto"/>
+      </w:pPr>
+      <w:sdt>
+        <w:sdtPr>
+          <w:tag w:val="PROJECT7_META"/>
+          <w:alias w:val="PROJECT7_META"/>
+        </w:sdtPr>
+        <w:sdtContent>
+          <w:r>
+            <w:rPr>
+              <w:rFonts w:ascii="Arial" w:hAnsi="Arial" w:eastAsia="Arial" w:cs="Arial"/>
+              <w:i/>
+              <w:color w:val="606266"/>
+              <w:sz w:val="16"/>
+              <w:szCs w:val="16"/>
+              <w:iCs/>
+              <w:spacing w:val="0"/>
+            </w:rPr>
+            <w:t>Personal Project - Lamination, fiberglass layups, embedded aluminum</w:t>
+          </w:r>
+        </w:sdtContent>
+      </w:sdt>
+    </w:p>
+    <w:p>
+      <w:pPr>
+        <w:pStyle w:val="ListBullet"/>
+        <w:spacing w:before="0" w:after="0" w:line="240" w:lineRule="auto"/>
+        <w:ind w:left="245" w:hanging="144"/>
+      </w:pPr>
+      <w:sdt>
+        <w:sdtPr>
+          <w:tag w:val="PROJECT7_BULLET1"/>
+          <w:alias w:val="PROJECT7_BULLET1"/>
+        </w:sdtPr>
+        <w:sdtContent>
+          <w:r>
+            <w:rPr>
+              <w:rFonts w:ascii="Arial" w:hAnsi="Arial" w:eastAsia="Arial" w:cs="Arial"/>
+              <w:color w:val="1D1D21"/>
+              <w:sz w:val="17"/>
+              <w:szCs w:val="17"/>
+              <w:spacing w:val="0"/>
+            </w:rPr>
+            <w:t>Built composite skateboard decks through hands-on lamination and fiberglass layup.</w:t>
+          </w:r>
+        </w:sdtContent>
+      </w:sdt>
+    </w:p>
+    <w:p>
+      <w:pPr>
+        <w:pStyle w:val="ListBullet"/>
+        <w:spacing w:before="0" w:after="0" w:line="240" w:lineRule="auto"/>
+        <w:ind w:left="245" w:hanging="144"/>
+      </w:pPr>
+      <w:sdt>
+        <w:sdtPr>
+          <w:tag w:val="PROJECT7_BULLET2"/>
+          <w:alias w:val="PROJECT7_BULLET2"/>
+        </w:sdtPr>
+        <w:sdtContent>
+          <w:r>
+            <w:rPr>
+              <w:rFonts w:ascii="Arial" w:hAnsi="Arial" w:eastAsia="Arial" w:cs="Arial"/>
+              <w:color w:val="1D1D21"/>
+              <w:sz w:val="17"/>
+              <w:szCs w:val="17"/>
+              <w:spacing w:val="0"/>
+            </w:rPr>
+            <w:t>Experimented with embedded aluminum and finish work across an early build series.</w:t>
+          </w:r>
+        </w:sdtContent>
+      </w:sdt>
+    </w:p>
+    <w:p>
+      <w:pPr>
+        <w:pStyle w:val="ListBullet"/>
+        <w:spacing w:before="0" w:after="0" w:line="240" w:lineRule="auto"/>
+        <w:ind w:left="245" w:hanging="144"/>
+      </w:pPr>
+      <w:sdt>
+        <w:sdtPr>
+          <w:tag w:val="PROJECT7_BULLET3"/>
+          <w:alias w:val="PROJECT7_BULLET3"/>
+        </w:sdtPr>
+        <w:sdtContent>
+          <w:r>
+            <w:rPr>
+              <w:rFonts w:ascii="Arial" w:hAnsi="Arial" w:eastAsia="Arial" w:cs="Arial"/>
+              <w:color w:val="1D1D21"/>
+              <w:sz w:val="17"/>
+              <w:szCs w:val="17"/>
+              <w:spacing w:val="0"/>
+            </w:rPr>
+            <w:t/>
+          </w:r>
+        </w:sdtContent>
+      </w:sdt>
+    </w:p>
+    <w:p>
+      <w:pPr>
+        <w:pStyle w:val="ListBullet"/>
+        <w:spacing w:before="0" w:after="0" w:line="240" w:lineRule="auto"/>
+        <w:ind w:left="245" w:hanging="144"/>
+      </w:pPr>
+      <w:sdt>
+        <w:sdtPr>
+          <w:tag w:val="PROJECT7_BULLET4"/>
+          <w:alias w:val="PROJECT7_BULLET4"/>
+        </w:sdtPr>
+        <w:sdtContent>
+          <w:r>
+            <w:rPr>
+              <w:rFonts w:ascii="Arial" w:hAnsi="Arial" w:eastAsia="Arial" w:cs="Arial"/>
+              <w:color w:val="1D1D21"/>
+              <w:sz w:val="17"/>
+              <w:szCs w:val="17"/>
+              <w:spacing w:val="0"/>
+            </w:rPr>
+            <w:t/>
+          </w:r>
+        </w:sdtContent>
+      </w:sdt>
+    </w:p>
+    <w:p>
+      <w:pPr>
+        <w:spacing w:before="100" w:after="20" w:line="240" w:lineRule="auto"/>
+      </w:pPr>
+      <w:sdt>
+        <w:sdtPr>
+          <w:tag w:val="PROJECT8_CATEGORY"/>
+          <w:alias w:val="PROJECT8_CATEGORY"/>
+        </w:sdtPr>
+        <w:sdtContent>
+          <w:r>
+            <w:rPr>
+              <w:rFonts w:ascii="Arial" w:hAnsi="Arial" w:eastAsia="Arial" w:cs="Arial"/>
+              <w:b/>
+              <w:color w:val="9E1B22"/>
+              <w:sz w:val="17"/>
+              <w:szCs w:val="17"/>
+              <w:bCs/>
+              <w:spacing w:val="0"/>
+            </w:rPr>
+            <w:t/>
+          </w:r>
+        </w:sdtContent>
+      </w:sdt>
+    </w:p>
+    <w:p>
+      <w:pPr>
+        <w:spacing w:before="40" w:after="0" w:line="240" w:lineRule="auto"/>
+      </w:pPr>
+      <w:sdt>
+        <w:sdtPr>
+          <w:tag w:val="PROJECT8_TITLE"/>
+          <w:alias w:val="PROJECT8_TITLE"/>
+        </w:sdtPr>
+        <w:sdtContent>
+          <w:r>
+            <w:rPr>
+              <w:rFonts w:ascii="Arial" w:hAnsi="Arial" w:eastAsia="Arial" w:cs="Arial"/>
+              <w:b/>
+              <w:color w:val="1D1D21"/>
+              <w:sz w:val="19"/>
+              <w:szCs w:val="19"/>
+              <w:bCs/>
+              <w:spacing w:val="0"/>
+            </w:rPr>
+            <w:t/>
+          </w:r>
+        </w:sdtContent>
+      </w:sdt>
+      <w:r>
+        <w:rPr>
+          <w:rFonts w:ascii="Arial" w:hAnsi="Arial"/>
+          <w:b w:val="0"/>
+          <w:i w:val="0"/>
+          <w:color w:val="606266"/>
+          <w:sz w:val="18"/>
+        </w:rPr>
+        <w:t xml:space="preserve">    </w:t>
+      </w:r>
+      <w:sdt>
+        <w:sdtPr>
+          <w:tag w:val="PROJECT8_DATES"/>
+          <w:alias w:val="PROJECT8_DATES"/>
+        </w:sdtPr>
+        <w:sdtContent>
+          <w:r>
+            <w:rPr>
+              <w:rFonts w:ascii="Arial" w:hAnsi="Arial" w:eastAsia="Arial" w:cs="Arial"/>
+              <w:b/>
+              <w:color w:val="606266"/>
+              <w:sz w:val="17"/>
+              <w:szCs w:val="17"/>
+              <w:bCs/>
+              <w:spacing w:val="0"/>
+            </w:rPr>
+            <w:t/>
+          </w:r>
+        </w:sdtContent>
+      </w:sdt>
+    </w:p>
+    <w:p>
+      <w:pPr>
+        <w:spacing w:before="0" w:after="0" w:line="240" w:lineRule="auto"/>
+      </w:pPr>
+      <w:sdt>
+        <w:sdtPr>
+          <w:tag w:val="PROJECT8_META"/>
+          <w:alias w:val="PROJECT8_META"/>
+        </w:sdtPr>
+        <w:sdtContent>
+          <w:r>
+            <w:rPr>
+              <w:rFonts w:ascii="Arial" w:hAnsi="Arial" w:eastAsia="Arial" w:cs="Arial"/>
+              <w:i/>
+              <w:color w:val="606266"/>
+              <w:sz w:val="16"/>
+              <w:szCs w:val="16"/>
+              <w:iCs/>
+              <w:spacing w:val="0"/>
+            </w:rPr>
+            <w:t/>
+          </w:r>
+        </w:sdtContent>
+      </w:sdt>
+    </w:p>
+    <w:p>
+      <w:pPr>
+        <w:pStyle w:val="ListBullet"/>
+        <w:spacing w:before="0" w:after="0" w:line="240" w:lineRule="auto"/>
+        <w:ind w:left="245" w:hanging="144"/>
+      </w:pPr>
+      <w:sdt>
+        <w:sdtPr>
+          <w:tag w:val="PROJECT8_BULLET1"/>
+          <w:alias w:val="PROJECT8_BULLET1"/>
+        </w:sdtPr>
+        <w:sdtContent>
+          <w:r>
+            <w:rPr>
+              <w:rFonts w:ascii="Arial" w:hAnsi="Arial" w:eastAsia="Arial" w:cs="Arial"/>
+              <w:color w:val="1D1D21"/>
+              <w:sz w:val="17"/>
+              <w:szCs w:val="17"/>
+              <w:spacing w:val="0"/>
+            </w:rPr>
+            <w:t/>
+          </w:r>
+        </w:sdtContent>
+      </w:sdt>
+    </w:p>
+    <w:p>
+      <w:pPr>
+        <w:pStyle w:val="ListBullet"/>
+        <w:spacing w:before="0" w:after="0" w:line="240" w:lineRule="auto"/>
+        <w:ind w:left="245" w:hanging="144"/>
+      </w:pPr>
+      <w:sdt>
+        <w:sdtPr>
+          <w:tag w:val="PROJECT8_BULLET2"/>
+          <w:alias w:val="PROJECT8_BULLET2"/>
+        </w:sdtPr>
+        <w:sdtContent>
+          <w:r>
+            <w:rPr>
+              <w:rFonts w:ascii="Arial" w:hAnsi="Arial" w:eastAsia="Arial" w:cs="Arial"/>
+              <w:color w:val="1D1D21"/>
+              <w:sz w:val="17"/>
+              <w:szCs w:val="17"/>
+              <w:spacing w:val="0"/>
+            </w:rPr>
+            <w:t/>
+          </w:r>
+        </w:sdtContent>
+      </w:sdt>
+    </w:p>
+    <w:p>
+      <w:pPr>
+        <w:pStyle w:val="ListBullet"/>
+        <w:spacing w:before="0" w:after="0" w:line="240" w:lineRule="auto"/>
+        <w:ind w:left="245" w:hanging="144"/>
+      </w:pPr>
+      <w:sdt>
+        <w:sdtPr>
+          <w:tag w:val="PROJECT8_BULLET3"/>
+          <w:alias w:val="PROJECT8_BULLET3"/>
+        </w:sdtPr>
+        <w:sdtContent>
+          <w:r>
+            <w:rPr>
+              <w:rFonts w:ascii="Arial" w:hAnsi="Arial" w:eastAsia="Arial" w:cs="Arial"/>
+              <w:color w:val="1D1D21"/>
+              <w:sz w:val="17"/>
+              <w:szCs w:val="17"/>
+              <w:spacing w:val="0"/>
+            </w:rPr>
+            <w:t/>
+          </w:r>
+        </w:sdtContent>
+      </w:sdt>
+    </w:p>
+    <w:p>
+      <w:pPr>
+        <w:pStyle w:val="ListBullet"/>
+        <w:spacing w:before="0" w:after="0" w:line="240" w:lineRule="auto"/>
+        <w:ind w:left="245" w:hanging="144"/>
+      </w:pPr>
+      <w:sdt>
+        <w:sdtPr>
+          <w:tag w:val="PROJECT8_BULLET4"/>
+          <w:alias w:val="PROJECT8_BULLET4"/>
+        </w:sdtPr>
+        <w:sdtContent>
+          <w:r>
+            <w:rPr>
+              <w:rFonts w:ascii="Arial" w:hAnsi="Arial" w:eastAsia="Arial" w:cs="Arial"/>
+              <w:color w:val="1D1D21"/>
+              <w:sz w:val="17"/>
+              <w:szCs w:val="17"/>
+              <w:spacing w:val="0"/>
+            </w:rPr>
+            <w:t/>
           </w:r>
         </w:sdtContent>
       </w:sdt>
@@ -2534,7 +4268,6 @@
           <w:tcPr>
             <w:tcW w:type="dxa" w:w="2450"/>
             <w:vAlign w:val="center"/>
-            <w:shd w:val="clear" w:color="auto" w:fill="C8B699"/>
           </w:tcPr>
           <w:p>
             <w:pPr>
@@ -2587,7 +4320,6 @@
           <w:tcPr>
             <w:tcW w:type="dxa" w:w="2450"/>
             <w:vAlign w:val="center"/>
-            <w:shd w:val="clear" w:color="auto" w:fill="C8B699"/>
           </w:tcPr>
           <w:p>
             <w:pPr>
@@ -2640,7 +4372,6 @@
           <w:tcPr>
             <w:tcW w:type="dxa" w:w="2450"/>
             <w:vAlign w:val="center"/>
-            <w:shd w:val="clear" w:color="auto" w:fill="C8B699"/>
           </w:tcPr>
           <w:p>
             <w:pPr>
@@ -2693,7 +4424,6 @@
           <w:tcPr>
             <w:tcW w:type="dxa" w:w="2450"/>
             <w:vAlign w:val="center"/>
-            <w:shd w:val="clear" w:color="auto" w:fill="C8B699"/>
           </w:tcPr>
           <w:p>
             <w:pPr>
@@ -2746,7 +4476,6 @@
           <w:tcPr>
             <w:tcW w:type="dxa" w:w="2450"/>
             <w:vAlign w:val="center"/>
-            <w:shd w:val="clear" w:color="auto" w:fill="C8B699"/>
           </w:tcPr>
           <w:p>
             <w:pPr>
@@ -2787,7 +4516,7 @@
                     <w:szCs w:val="17"/>
                     <w:spacing w:val="0"/>
                   </w:rPr>
-                  <w:t>Engineering drawings, Mechanical prototyping, Fabrication and materials, Panel assembly</w:t>
+                  <w:t>Engineering drawings, Mechanical prototyping, Panel assembly</w:t>
                 </w:r>
               </w:sdtContent>
             </w:sdt>
